--- a/office/data/会议邀请函.docx
+++ b/office/data/会议邀请函.docx
@@ -1,13 +1,13 @@
 
 <file path=word/document.xml><?xml version="1.0" encoding="utf-8"?>
-<w:document xmlns:wpc="http://schemas.microsoft.com/office/word/2010/wordprocessingCanvas" xmlns:cx="http://schemas.microsoft.com/office/drawing/2014/chartex" xmlns:cx1="http://schemas.microsoft.com/office/drawing/2015/9/8/chartex" xmlns:cx2="http://schemas.microsoft.com/office/drawing/2015/10/21/chartex" xmlns:cx3="http://schemas.microsoft.com/office/drawing/2016/5/9/chartex" xmlns:cx4="http://schemas.microsoft.com/office/drawing/2016/5/10/chartex" xmlns:cx5="http://schemas.microsoft.com/office/drawing/2016/5/11/chartex" xmlns:cx6="http://schemas.microsoft.com/office/drawing/2016/5/12/chartex" xmlns:cx7="http://schemas.microsoft.com/office/drawing/2016/5/13/chartex" xmlns:cx8="http://schemas.microsoft.com/office/drawing/2016/5/14/chartex" xmlns:mc="http://schemas.openxmlformats.org/markup-compatibility/2006" xmlns:aink="http://schemas.microsoft.com/office/drawing/2016/ink" xmlns:am3d="http://schemas.microsoft.com/office/drawing/2017/model3d" xmlns:o="urn:schemas-microsoft-com:office:office" xmlns:oel="http://schemas.microsoft.com/office/2019/extlst" xmlns:r="http://schemas.openxmlformats.org/officeDocument/2006/relationships" xmlns:m="http://schemas.openxmlformats.org/officeDocument/2006/math" xmlns:v="urn:schemas-microsoft-com:vml" xmlns:wp14="http://schemas.microsoft.com/office/word/2010/wordprocessingDrawing" xmlns:wp="http://schemas.openxmlformats.org/drawingml/2006/wordprocessingDrawing" xmlns:w10="urn:schemas-microsoft-com:office:word" xmlns:w="http://schemas.openxmlformats.org/wordprocessingml/2006/main" xmlns:w14="http://schemas.microsoft.com/office/word/2010/wordml" xmlns:w15="http://schemas.microsoft.com/office/word/2012/wordml" xmlns:w16cex="http://schemas.microsoft.com/office/word/2018/wordml/cex" xmlns:w16cid="http://schemas.microsoft.com/office/word/2016/wordml/cid" xmlns:w16="http://schemas.microsoft.com/office/word/2018/wordml" xmlns:w16sdtdh="http://schemas.microsoft.com/office/word/2020/wordml/sdtdatahash" xmlns:w16se="http://schemas.microsoft.com/office/word/2015/wordml/symex" xmlns:wpg="http://schemas.microsoft.com/office/word/2010/wordprocessingGroup" xmlns:wpi="http://schemas.microsoft.com/office/word/2010/wordprocessingInk" xmlns:wne="http://schemas.microsoft.com/office/word/2006/wordml" xmlns:wps="http://schemas.microsoft.com/office/word/2010/wordprocessingShape" mc:Ignorable="w14 w15 w16se w16cid w16 w16cex w16sdtdh wp14">
+<w:document xmlns:wpc="http://schemas.microsoft.com/office/word/2010/wordprocessingCanvas" xmlns:cx="http://schemas.microsoft.com/office/drawing/2014/chartex" xmlns:cx1="http://schemas.microsoft.com/office/drawing/2015/9/8/chartex" xmlns:cx2="http://schemas.microsoft.com/office/drawing/2015/10/21/chartex" xmlns:cx3="http://schemas.microsoft.com/office/drawing/2016/5/9/chartex" xmlns:cx4="http://schemas.microsoft.com/office/drawing/2016/5/10/chartex" xmlns:cx5="http://schemas.microsoft.com/office/drawing/2016/5/11/chartex" xmlns:cx6="http://schemas.microsoft.com/office/drawing/2016/5/12/chartex" xmlns:cx7="http://schemas.microsoft.com/office/drawing/2016/5/13/chartex" xmlns:cx8="http://schemas.microsoft.com/office/drawing/2016/5/14/chartex" xmlns:mc="http://schemas.openxmlformats.org/markup-compatibility/2006" xmlns:aink="http://schemas.microsoft.com/office/drawing/2016/ink" xmlns:am3d="http://schemas.microsoft.com/office/drawing/2017/model3d" xmlns:o="urn:schemas-microsoft-com:office:office" xmlns:oel="http://schemas.microsoft.com/office/2019/extlst" xmlns:r="http://schemas.openxmlformats.org/officeDocument/2006/relationships" xmlns:m="http://schemas.openxmlformats.org/officeDocument/2006/math" xmlns:v="urn:schemas-microsoft-com:vml" xmlns:wp14="http://schemas.microsoft.com/office/word/2010/wordprocessingDrawing" xmlns:wp="http://schemas.openxmlformats.org/drawingml/2006/wordprocessingDrawing" xmlns:w10="urn:schemas-microsoft-com:office:word" xmlns:w="http://schemas.openxmlformats.org/wordprocessingml/2006/main" xmlns:w14="http://schemas.microsoft.com/office/word/2010/wordml" xmlns:w15="http://schemas.microsoft.com/office/word/2012/wordml" xmlns:w16cex="http://schemas.microsoft.com/office/word/2018/wordml/cex" xmlns:w16cid="http://schemas.microsoft.com/office/word/2016/wordml/cid" xmlns:w16="http://schemas.microsoft.com/office/word/2018/wordml" xmlns:w16du="http://schemas.microsoft.com/office/word/2023/wordml/word16du" xmlns:w16sdtdh="http://schemas.microsoft.com/office/word/2020/wordml/sdtdatahash" xmlns:w16sdtfl="http://schemas.microsoft.com/office/word/2024/wordml/sdtformatlock" xmlns:w16se="http://schemas.microsoft.com/office/word/2015/wordml/symex" xmlns:wpg="http://schemas.microsoft.com/office/word/2010/wordprocessingGroup" xmlns:wpi="http://schemas.microsoft.com/office/word/2010/wordprocessingInk" xmlns:wne="http://schemas.microsoft.com/office/word/2006/wordml" xmlns:wps="http://schemas.microsoft.com/office/word/2010/wordprocessingShape" mc:Ignorable="w14 w15 w16se w16cid w16 w16cex w16sdtdh w16sdtfl w16du wp14">
   <w:body>
     <w:p>
       <w:pPr>
         <w:spacing w:beforeLines="100" w:before="312" w:line="360" w:lineRule="auto"/>
         <w:jc w:val="left"/>
         <w:rPr>
-          <w:rFonts w:asciiTheme="minorEastAsia" w:eastAsiaTheme="minorEastAsia" w:hAnsiTheme="minorEastAsia"/>
+          <w:rFonts w:asciiTheme="minorEastAsia" w:eastAsiaTheme="minorEastAsia" w:hAnsiTheme="minorEastAsia" w:hint="eastAsia"/>
           <w:sz w:val="24"/>
         </w:rPr>
       </w:pPr>
@@ -61,11 +61,20 @@
     </w:p>
     <w:p>
       <w:pPr>
-        <w:widowControl/>
         <w:shd w:val="clear" w:color="auto" w:fill="FEFEFE"/>
-        <w:spacing w:beforeLines="150" w:before="468" w:after="240" w:line="351" w:lineRule="atLeast"/>
+        <w:spacing w:beforeLines="100" w:before="312" w:afterLines="100" w:after="312"/>
         <w:jc w:val="left"/>
-        <w:outlineLvl w:val="1"/>
+        <w:rPr>
+          <w:rFonts w:asciiTheme="minorEastAsia" w:eastAsiaTheme="minorEastAsia" w:hAnsiTheme="minorEastAsia" w:cs="Arial" w:hint="eastAsia"/>
+          <w:b/>
+          <w:bCs/>
+          <w:color w:val="000000" w:themeColor="text1"/>
+          <w:kern w:val="0"/>
+          <w:sz w:val="27"/>
+          <w:szCs w:val="27"/>
+        </w:rPr>
+      </w:pPr>
+      <w:r>
         <w:rPr>
           <w:rFonts w:asciiTheme="minorEastAsia" w:eastAsiaTheme="minorEastAsia" w:hAnsiTheme="minorEastAsia" w:cs="Arial"/>
           <w:b/>
@@ -75,7 +84,20 @@
           <w:sz w:val="27"/>
           <w:szCs w:val="27"/>
         </w:rPr>
-      </w:pPr>
+        <w:t>尊敬的</w:t>
+      </w:r>
+      <w:r>
+        <w:rPr>
+          <w:rFonts w:asciiTheme="minorEastAsia" w:eastAsiaTheme="minorEastAsia" w:hAnsiTheme="minorEastAsia" w:cs="Arial" w:hint="eastAsia"/>
+          <w:b/>
+          <w:bCs/>
+          <w:color w:val="000000" w:themeColor="text1"/>
+          <w:kern w:val="0"/>
+          <w:sz w:val="27"/>
+          <w:szCs w:val="27"/>
+        </w:rPr>
+        <w:t>*</w:t>
+      </w:r>
       <w:r>
         <w:rPr>
           <w:rFonts w:asciiTheme="minorEastAsia" w:eastAsiaTheme="minorEastAsia" w:hAnsiTheme="minorEastAsia" w:cs="Arial"/>
@@ -86,19 +108,17 @@
           <w:sz w:val="27"/>
           <w:szCs w:val="27"/>
         </w:rPr>
-        <w:t>尊敬的先生/女士：</w:t>
+        <w:t>先生/女士：</w:t>
       </w:r>
     </w:p>
     <w:p>
       <w:pPr>
         <w:widowControl/>
         <w:shd w:val="clear" w:color="auto" w:fill="FEFEFE"/>
-        <w:spacing w:after="240" w:line="351" w:lineRule="atLeast"/>
+        <w:spacing w:line="360" w:lineRule="auto"/>
         <w:ind w:firstLineChars="200" w:firstLine="480"/>
-        <w:jc w:val="left"/>
-        <w:outlineLvl w:val="1"/>
-        <w:rPr>
-          <w:rFonts w:asciiTheme="minorEastAsia" w:eastAsiaTheme="minorEastAsia" w:hAnsiTheme="minorEastAsia"/>
+        <w:rPr>
+          <w:rFonts w:asciiTheme="minorEastAsia" w:eastAsiaTheme="minorEastAsia" w:hAnsiTheme="minorEastAsia" w:hint="eastAsia"/>
           <w:sz w:val="24"/>
         </w:rPr>
       </w:pPr>
@@ -122,7 +142,7 @@
         <w:spacing w:line="360" w:lineRule="auto"/>
         <w:jc w:val="left"/>
         <w:rPr>
-          <w:rFonts w:asciiTheme="minorEastAsia" w:eastAsiaTheme="minorEastAsia" w:hAnsiTheme="minorEastAsia"/>
+          <w:rFonts w:asciiTheme="minorEastAsia" w:eastAsiaTheme="minorEastAsia" w:hAnsiTheme="minorEastAsia" w:hint="eastAsia"/>
           <w:sz w:val="24"/>
         </w:rPr>
       </w:pPr>
@@ -132,7 +152,7 @@
         <w:spacing w:line="360" w:lineRule="auto"/>
         <w:jc w:val="left"/>
         <w:rPr>
-          <w:rFonts w:asciiTheme="minorEastAsia" w:eastAsiaTheme="minorEastAsia" w:hAnsiTheme="minorEastAsia"/>
+          <w:rFonts w:asciiTheme="minorEastAsia" w:eastAsiaTheme="minorEastAsia" w:hAnsiTheme="minorEastAsia" w:hint="eastAsia"/>
           <w:sz w:val="24"/>
         </w:rPr>
       </w:pPr>
@@ -142,7 +162,7 @@
         <w:spacing w:line="360" w:lineRule="auto"/>
         <w:jc w:val="left"/>
         <w:rPr>
-          <w:rFonts w:asciiTheme="minorEastAsia" w:eastAsiaTheme="minorEastAsia" w:hAnsiTheme="minorEastAsia"/>
+          <w:rFonts w:asciiTheme="minorEastAsia" w:eastAsiaTheme="minorEastAsia" w:hAnsiTheme="minorEastAsia" w:hint="eastAsia"/>
           <w:sz w:val="24"/>
         </w:rPr>
       </w:pPr>
@@ -150,9 +170,9 @@
     <w:p>
       <w:pPr>
         <w:spacing w:line="360" w:lineRule="auto"/>
-        <w:jc w:val="left"/>
-        <w:rPr>
-          <w:rFonts w:asciiTheme="minorEastAsia" w:eastAsiaTheme="minorEastAsia" w:hAnsiTheme="minorEastAsia"/>
+        <w:jc w:val="right"/>
+        <w:rPr>
+          <w:rFonts w:asciiTheme="minorEastAsia" w:eastAsiaTheme="minorEastAsia" w:hAnsiTheme="minorEastAsia" w:hint="eastAsia"/>
           <w:sz w:val="24"/>
         </w:rPr>
       </w:pPr>
@@ -161,23 +181,16 @@
           <w:rFonts w:asciiTheme="minorEastAsia" w:eastAsiaTheme="minorEastAsia" w:hAnsiTheme="minorEastAsia" w:hint="eastAsia"/>
           <w:sz w:val="24"/>
         </w:rPr>
-        <w:t xml:space="preserve">                                              </w:t>
-      </w:r>
-      <w:r>
-        <w:rPr>
-          <w:rFonts w:asciiTheme="minorEastAsia" w:eastAsiaTheme="minorEastAsia" w:hAnsiTheme="minorEastAsia" w:hint="eastAsia"/>
-          <w:sz w:val="24"/>
-        </w:rPr>
-        <w:t>**公司</w:t>
+        <w:t>*公司</w:t>
       </w:r>
     </w:p>
     <w:p>
       <w:pPr>
         <w:spacing w:line="360" w:lineRule="auto"/>
         <w:ind w:firstLineChars="2300" w:firstLine="5520"/>
-        <w:jc w:val="left"/>
-        <w:rPr>
-          <w:rFonts w:asciiTheme="minorEastAsia" w:eastAsiaTheme="minorEastAsia" w:hAnsiTheme="minorEastAsia"/>
+        <w:jc w:val="right"/>
+        <w:rPr>
+          <w:rFonts w:asciiTheme="minorEastAsia" w:eastAsiaTheme="minorEastAsia" w:hAnsiTheme="minorEastAsia" w:hint="eastAsia"/>
           <w:sz w:val="24"/>
         </w:rPr>
       </w:pPr>
@@ -190,10 +203,10 @@
       </w:r>
       <w:r>
         <w:rPr>
-          <w:rFonts w:asciiTheme="minorEastAsia" w:eastAsiaTheme="minorEastAsia" w:hAnsiTheme="minorEastAsia"/>
-          <w:sz w:val="24"/>
-        </w:rPr>
-        <w:t>3</w:t>
+          <w:rFonts w:asciiTheme="minorEastAsia" w:eastAsiaTheme="minorEastAsia" w:hAnsiTheme="minorEastAsia" w:hint="eastAsia"/>
+          <w:sz w:val="24"/>
+        </w:rPr>
+        <w:t>5</w:t>
       </w:r>
       <w:r>
         <w:rPr>
@@ -207,7 +220,14 @@
           <w:rFonts w:asciiTheme="minorEastAsia" w:eastAsiaTheme="minorEastAsia" w:hAnsiTheme="minorEastAsia" w:hint="eastAsia"/>
           <w:sz w:val="24"/>
         </w:rPr>
-        <w:t>11</w:t>
+        <w:t>1</w:t>
+      </w:r>
+      <w:r>
+        <w:rPr>
+          <w:rFonts w:asciiTheme="minorEastAsia" w:eastAsiaTheme="minorEastAsia" w:hAnsiTheme="minorEastAsia" w:hint="eastAsia"/>
+          <w:sz w:val="24"/>
+        </w:rPr>
+        <w:t>0</w:t>
       </w:r>
       <w:r>
         <w:rPr>
@@ -225,29 +245,11 @@
       </w:r>
       <w:r>
         <w:rPr>
-          <w:rFonts w:asciiTheme="minorEastAsia" w:eastAsiaTheme="minorEastAsia" w:hAnsiTheme="minorEastAsia"/>
-          <w:sz w:val="24"/>
-        </w:rPr>
-        <w:t>1</w:t>
-      </w:r>
-      <w:r>
-        <w:rPr>
           <w:rFonts w:asciiTheme="minorEastAsia" w:eastAsiaTheme="minorEastAsia" w:hAnsiTheme="minorEastAsia" w:hint="eastAsia"/>
           <w:sz w:val="24"/>
         </w:rPr>
         <w:t>日</w:t>
       </w:r>
-    </w:p>
-    <w:p>
-      <w:pPr>
-        <w:spacing w:line="360" w:lineRule="auto"/>
-        <w:ind w:firstLineChars="2300" w:firstLine="5520"/>
-        <w:jc w:val="left"/>
-        <w:rPr>
-          <w:rFonts w:asciiTheme="minorEastAsia" w:eastAsiaTheme="minorEastAsia" w:hAnsiTheme="minorEastAsia"/>
-          <w:sz w:val="24"/>
-        </w:rPr>
-      </w:pPr>
     </w:p>
     <w:sectPr>
       <w:pgSz w:w="11906" w:h="16838"/>
@@ -260,7 +262,7 @@
 </file>
 
 <file path=word/endnotes.xml><?xml version="1.0" encoding="utf-8"?>
-<w:endnotes xmlns:wpc="http://schemas.microsoft.com/office/word/2010/wordprocessingCanvas" xmlns:cx="http://schemas.microsoft.com/office/drawing/2014/chartex" xmlns:cx1="http://schemas.microsoft.com/office/drawing/2015/9/8/chartex" xmlns:cx2="http://schemas.microsoft.com/office/drawing/2015/10/21/chartex" xmlns:cx3="http://schemas.microsoft.com/office/drawing/2016/5/9/chartex" xmlns:cx4="http://schemas.microsoft.com/office/drawing/2016/5/10/chartex" xmlns:cx5="http://schemas.microsoft.com/office/drawing/2016/5/11/chartex" xmlns:cx6="http://schemas.microsoft.com/office/drawing/2016/5/12/chartex" xmlns:cx7="http://schemas.microsoft.com/office/drawing/2016/5/13/chartex" xmlns:cx8="http://schemas.microsoft.com/office/drawing/2016/5/14/chartex" xmlns:mc="http://schemas.openxmlformats.org/markup-compatibility/2006" xmlns:aink="http://schemas.microsoft.com/office/drawing/2016/ink" xmlns:am3d="http://schemas.microsoft.com/office/drawing/2017/model3d" xmlns:o="urn:schemas-microsoft-com:office:office" xmlns:oel="http://schemas.microsoft.com/office/2019/extlst" xmlns:r="http://schemas.openxmlformats.org/officeDocument/2006/relationships" xmlns:m="http://schemas.openxmlformats.org/officeDocument/2006/math" xmlns:v="urn:schemas-microsoft-com:vml" xmlns:wp14="http://schemas.microsoft.com/office/word/2010/wordprocessingDrawing" xmlns:wp="http://schemas.openxmlformats.org/drawingml/2006/wordprocessingDrawing" xmlns:w10="urn:schemas-microsoft-com:office:word" xmlns:w="http://schemas.openxmlformats.org/wordprocessingml/2006/main" xmlns:w14="http://schemas.microsoft.com/office/word/2010/wordml" xmlns:w15="http://schemas.microsoft.com/office/word/2012/wordml" xmlns:w16cex="http://schemas.microsoft.com/office/word/2018/wordml/cex" xmlns:w16cid="http://schemas.microsoft.com/office/word/2016/wordml/cid" xmlns:w16="http://schemas.microsoft.com/office/word/2018/wordml" xmlns:w16sdtdh="http://schemas.microsoft.com/office/word/2020/wordml/sdtdatahash" xmlns:w16se="http://schemas.microsoft.com/office/word/2015/wordml/symex" xmlns:wpg="http://schemas.microsoft.com/office/word/2010/wordprocessingGroup" xmlns:wpi="http://schemas.microsoft.com/office/word/2010/wordprocessingInk" xmlns:wne="http://schemas.microsoft.com/office/word/2006/wordml" xmlns:wps="http://schemas.microsoft.com/office/word/2010/wordprocessingShape" mc:Ignorable="w14 w15 w16se w16cid w16 w16cex w16sdtdh wp14">
+<w:endnotes xmlns:wpc="http://schemas.microsoft.com/office/word/2010/wordprocessingCanvas" xmlns:cx="http://schemas.microsoft.com/office/drawing/2014/chartex" xmlns:cx1="http://schemas.microsoft.com/office/drawing/2015/9/8/chartex" xmlns:cx2="http://schemas.microsoft.com/office/drawing/2015/10/21/chartex" xmlns:cx3="http://schemas.microsoft.com/office/drawing/2016/5/9/chartex" xmlns:cx4="http://schemas.microsoft.com/office/drawing/2016/5/10/chartex" xmlns:cx5="http://schemas.microsoft.com/office/drawing/2016/5/11/chartex" xmlns:cx6="http://schemas.microsoft.com/office/drawing/2016/5/12/chartex" xmlns:cx7="http://schemas.microsoft.com/office/drawing/2016/5/13/chartex" xmlns:cx8="http://schemas.microsoft.com/office/drawing/2016/5/14/chartex" xmlns:mc="http://schemas.openxmlformats.org/markup-compatibility/2006" xmlns:aink="http://schemas.microsoft.com/office/drawing/2016/ink" xmlns:am3d="http://schemas.microsoft.com/office/drawing/2017/model3d" xmlns:o="urn:schemas-microsoft-com:office:office" xmlns:oel="http://schemas.microsoft.com/office/2019/extlst" xmlns:r="http://schemas.openxmlformats.org/officeDocument/2006/relationships" xmlns:m="http://schemas.openxmlformats.org/officeDocument/2006/math" xmlns:v="urn:schemas-microsoft-com:vml" xmlns:wp14="http://schemas.microsoft.com/office/word/2010/wordprocessingDrawing" xmlns:wp="http://schemas.openxmlformats.org/drawingml/2006/wordprocessingDrawing" xmlns:w10="urn:schemas-microsoft-com:office:word" xmlns:w="http://schemas.openxmlformats.org/wordprocessingml/2006/main" xmlns:w14="http://schemas.microsoft.com/office/word/2010/wordml" xmlns:w15="http://schemas.microsoft.com/office/word/2012/wordml" xmlns:w16cex="http://schemas.microsoft.com/office/word/2018/wordml/cex" xmlns:w16cid="http://schemas.microsoft.com/office/word/2016/wordml/cid" xmlns:w16="http://schemas.microsoft.com/office/word/2018/wordml" xmlns:w16du="http://schemas.microsoft.com/office/word/2023/wordml/word16du" xmlns:w16sdtdh="http://schemas.microsoft.com/office/word/2020/wordml/sdtdatahash" xmlns:w16sdtfl="http://schemas.microsoft.com/office/word/2024/wordml/sdtformatlock" xmlns:w16se="http://schemas.microsoft.com/office/word/2015/wordml/symex" xmlns:wpg="http://schemas.microsoft.com/office/word/2010/wordprocessingGroup" xmlns:wpi="http://schemas.microsoft.com/office/word/2010/wordprocessingInk" xmlns:wne="http://schemas.microsoft.com/office/word/2006/wordml" xmlns:wps="http://schemas.microsoft.com/office/word/2010/wordprocessingShape" mc:Ignorable="w14 w15 w16se w16cid w16 w16cex w16sdtdh w16sdtfl w16du wp14">
   <w:endnote w:type="separator" w:id="-1">
     <w:p>
       <w:r>
@@ -279,7 +281,7 @@
 </file>
 
 <file path=word/footnotes.xml><?xml version="1.0" encoding="utf-8"?>
-<w:footnotes xmlns:wpc="http://schemas.microsoft.com/office/word/2010/wordprocessingCanvas" xmlns:cx="http://schemas.microsoft.com/office/drawing/2014/chartex" xmlns:cx1="http://schemas.microsoft.com/office/drawing/2015/9/8/chartex" xmlns:cx2="http://schemas.microsoft.com/office/drawing/2015/10/21/chartex" xmlns:cx3="http://schemas.microsoft.com/office/drawing/2016/5/9/chartex" xmlns:cx4="http://schemas.microsoft.com/office/drawing/2016/5/10/chartex" xmlns:cx5="http://schemas.microsoft.com/office/drawing/2016/5/11/chartex" xmlns:cx6="http://schemas.microsoft.com/office/drawing/2016/5/12/chartex" xmlns:cx7="http://schemas.microsoft.com/office/drawing/2016/5/13/chartex" xmlns:cx8="http://schemas.microsoft.com/office/drawing/2016/5/14/chartex" xmlns:mc="http://schemas.openxmlformats.org/markup-compatibility/2006" xmlns:aink="http://schemas.microsoft.com/office/drawing/2016/ink" xmlns:am3d="http://schemas.microsoft.com/office/drawing/2017/model3d" xmlns:o="urn:schemas-microsoft-com:office:office" xmlns:oel="http://schemas.microsoft.com/office/2019/extlst" xmlns:r="http://schemas.openxmlformats.org/officeDocument/2006/relationships" xmlns:m="http://schemas.openxmlformats.org/officeDocument/2006/math" xmlns:v="urn:schemas-microsoft-com:vml" xmlns:wp14="http://schemas.microsoft.com/office/word/2010/wordprocessingDrawing" xmlns:wp="http://schemas.openxmlformats.org/drawingml/2006/wordprocessingDrawing" xmlns:w10="urn:schemas-microsoft-com:office:word" xmlns:w="http://schemas.openxmlformats.org/wordprocessingml/2006/main" xmlns:w14="http://schemas.microsoft.com/office/word/2010/wordml" xmlns:w15="http://schemas.microsoft.com/office/word/2012/wordml" xmlns:w16cex="http://schemas.microsoft.com/office/word/2018/wordml/cex" xmlns:w16cid="http://schemas.microsoft.com/office/word/2016/wordml/cid" xmlns:w16="http://schemas.microsoft.com/office/word/2018/wordml" xmlns:w16sdtdh="http://schemas.microsoft.com/office/word/2020/wordml/sdtdatahash" xmlns:w16se="http://schemas.microsoft.com/office/word/2015/wordml/symex" xmlns:wpg="http://schemas.microsoft.com/office/word/2010/wordprocessingGroup" xmlns:wpi="http://schemas.microsoft.com/office/word/2010/wordprocessingInk" xmlns:wne="http://schemas.microsoft.com/office/word/2006/wordml" xmlns:wps="http://schemas.microsoft.com/office/word/2010/wordprocessingShape" mc:Ignorable="w14 w15 w16se w16cid w16 w16cex w16sdtdh wp14">
+<w:footnotes xmlns:wpc="http://schemas.microsoft.com/office/word/2010/wordprocessingCanvas" xmlns:cx="http://schemas.microsoft.com/office/drawing/2014/chartex" xmlns:cx1="http://schemas.microsoft.com/office/drawing/2015/9/8/chartex" xmlns:cx2="http://schemas.microsoft.com/office/drawing/2015/10/21/chartex" xmlns:cx3="http://schemas.microsoft.com/office/drawing/2016/5/9/chartex" xmlns:cx4="http://schemas.microsoft.com/office/drawing/2016/5/10/chartex" xmlns:cx5="http://schemas.microsoft.com/office/drawing/2016/5/11/chartex" xmlns:cx6="http://schemas.microsoft.com/office/drawing/2016/5/12/chartex" xmlns:cx7="http://schemas.microsoft.com/office/drawing/2016/5/13/chartex" xmlns:cx8="http://schemas.microsoft.com/office/drawing/2016/5/14/chartex" xmlns:mc="http://schemas.openxmlformats.org/markup-compatibility/2006" xmlns:aink="http://schemas.microsoft.com/office/drawing/2016/ink" xmlns:am3d="http://schemas.microsoft.com/office/drawing/2017/model3d" xmlns:o="urn:schemas-microsoft-com:office:office" xmlns:oel="http://schemas.microsoft.com/office/2019/extlst" xmlns:r="http://schemas.openxmlformats.org/officeDocument/2006/relationships" xmlns:m="http://schemas.openxmlformats.org/officeDocument/2006/math" xmlns:v="urn:schemas-microsoft-com:vml" xmlns:wp14="http://schemas.microsoft.com/office/word/2010/wordprocessingDrawing" xmlns:wp="http://schemas.openxmlformats.org/drawingml/2006/wordprocessingDrawing" xmlns:w10="urn:schemas-microsoft-com:office:word" xmlns:w="http://schemas.openxmlformats.org/wordprocessingml/2006/main" xmlns:w14="http://schemas.microsoft.com/office/word/2010/wordml" xmlns:w15="http://schemas.microsoft.com/office/word/2012/wordml" xmlns:w16cex="http://schemas.microsoft.com/office/word/2018/wordml/cex" xmlns:w16cid="http://schemas.microsoft.com/office/word/2016/wordml/cid" xmlns:w16="http://schemas.microsoft.com/office/word/2018/wordml" xmlns:w16du="http://schemas.microsoft.com/office/word/2023/wordml/word16du" xmlns:w16sdtdh="http://schemas.microsoft.com/office/word/2020/wordml/sdtdatahash" xmlns:w16sdtfl="http://schemas.microsoft.com/office/word/2024/wordml/sdtformatlock" xmlns:w16se="http://schemas.microsoft.com/office/word/2015/wordml/symex" xmlns:wpg="http://schemas.microsoft.com/office/word/2010/wordprocessingGroup" xmlns:wpi="http://schemas.microsoft.com/office/word/2010/wordprocessingInk" xmlns:wne="http://schemas.microsoft.com/office/word/2006/wordml" xmlns:wps="http://schemas.microsoft.com/office/word/2010/wordprocessingShape" mc:Ignorable="w14 w15 w16se w16cid w16 w16cex w16sdtdh w16sdtfl w16du wp14">
   <w:footnote w:type="separator" w:id="-1">
     <w:p>
       <w:r>
@@ -298,7 +300,7 @@
 </file>
 
 <file path=word/styles.xml><?xml version="1.0" encoding="utf-8"?>
-<w:styles xmlns:mc="http://schemas.openxmlformats.org/markup-compatibility/2006" xmlns:r="http://schemas.openxmlformats.org/officeDocument/2006/relationships" xmlns:w="http://schemas.openxmlformats.org/wordprocessingml/2006/main" xmlns:w14="http://schemas.microsoft.com/office/word/2010/wordml" xmlns:w15="http://schemas.microsoft.com/office/word/2012/wordml" xmlns:w16cex="http://schemas.microsoft.com/office/word/2018/wordml/cex" xmlns:w16cid="http://schemas.microsoft.com/office/word/2016/wordml/cid" xmlns:w16="http://schemas.microsoft.com/office/word/2018/wordml" xmlns:w16sdtdh="http://schemas.microsoft.com/office/word/2020/wordml/sdtdatahash" xmlns:w16se="http://schemas.microsoft.com/office/word/2015/wordml/symex" mc:Ignorable="w14 w15 w16se w16cid w16 w16cex w16sdtdh">
+<w:styles xmlns:mc="http://schemas.openxmlformats.org/markup-compatibility/2006" xmlns:r="http://schemas.openxmlformats.org/officeDocument/2006/relationships" xmlns:w="http://schemas.openxmlformats.org/wordprocessingml/2006/main" xmlns:w14="http://schemas.microsoft.com/office/word/2010/wordml" xmlns:w15="http://schemas.microsoft.com/office/word/2012/wordml" xmlns:w16cex="http://schemas.microsoft.com/office/word/2018/wordml/cex" xmlns:w16cid="http://schemas.microsoft.com/office/word/2016/wordml/cid" xmlns:w16="http://schemas.microsoft.com/office/word/2018/wordml" xmlns:w16du="http://schemas.microsoft.com/office/word/2023/wordml/word16du" xmlns:w16sdtdh="http://schemas.microsoft.com/office/word/2020/wordml/sdtdatahash" xmlns:w16sdtfl="http://schemas.microsoft.com/office/word/2024/wordml/sdtformatlock" xmlns:w16se="http://schemas.microsoft.com/office/word/2015/wordml/symex" mc:Ignorable="w14 w15 w16se w16cid w16 w16cex w16sdtdh w16sdtfl w16du">
   <w:docDefaults>
     <w:rPrDefault>
       <w:rPr>
@@ -781,6 +783,59 @@
       <w:kern w:val="2"/>
       <w:sz w:val="18"/>
       <w:szCs w:val="18"/>
+    </w:rPr>
+  </w:style>
+  <w:style w:type="character" w:styleId="ab">
+    <w:name w:val="annotation reference"/>
+    <w:basedOn w:val="a0"/>
+    <w:rsid w:val="002028FA"/>
+    <w:rPr>
+      <w:sz w:val="21"/>
+      <w:szCs w:val="21"/>
+    </w:rPr>
+  </w:style>
+  <w:style w:type="paragraph" w:styleId="ac">
+    <w:name w:val="annotation text"/>
+    <w:basedOn w:val="a"/>
+    <w:link w:val="ad"/>
+    <w:rsid w:val="002028FA"/>
+    <w:pPr>
+      <w:jc w:val="left"/>
+    </w:pPr>
+  </w:style>
+  <w:style w:type="character" w:customStyle="1" w:styleId="ad">
+    <w:name w:val="批注文字 字符"/>
+    <w:basedOn w:val="a0"/>
+    <w:link w:val="ac"/>
+    <w:rsid w:val="002028FA"/>
+    <w:rPr>
+      <w:kern w:val="2"/>
+      <w:sz w:val="21"/>
+      <w:szCs w:val="24"/>
+    </w:rPr>
+  </w:style>
+  <w:style w:type="paragraph" w:styleId="ae">
+    <w:name w:val="annotation subject"/>
+    <w:basedOn w:val="ac"/>
+    <w:next w:val="ac"/>
+    <w:link w:val="af"/>
+    <w:rsid w:val="002028FA"/>
+    <w:rPr>
+      <w:b/>
+      <w:bCs/>
+    </w:rPr>
+  </w:style>
+  <w:style w:type="character" w:customStyle="1" w:styleId="af">
+    <w:name w:val="批注主题 字符"/>
+    <w:basedOn w:val="ad"/>
+    <w:link w:val="ae"/>
+    <w:rsid w:val="002028FA"/>
+    <w:rPr>
+      <w:b/>
+      <w:bCs/>
+      <w:kern w:val="2"/>
+      <w:sz w:val="21"/>
+      <w:szCs w:val="24"/>
     </w:rPr>
   </w:style>
 </w:styles>
